--- a/docs/Doneva-authorship report.docx
+++ b/docs/Doneva-authorship report.docx
@@ -15,23 +15,7 @@
           <w:rFonts w:ascii="Arial" w:hAnsi="Arial" w:cs="Arial"/>
           <w:sz w:val="24"/>
         </w:rPr>
-        <w:t>Vili-</w:t>
-      </w:r>
-      <w:proofErr w:type="gramStart"/>
-      <w:r>
-        <w:rPr>
-          <w:rFonts w:ascii="Arial" w:hAnsi="Arial" w:cs="Arial"/>
-          <w:sz w:val="24"/>
-        </w:rPr>
-        <w:t>An</w:t>
-      </w:r>
-      <w:proofErr w:type="gramEnd"/>
-      <w:r>
-        <w:rPr>
-          <w:rFonts w:ascii="Arial" w:hAnsi="Arial" w:cs="Arial"/>
-          <w:sz w:val="24"/>
-        </w:rPr>
-        <w:t xml:space="preserve"> Doneva</w:t>
+        <w:t>Vili-An Doneva</w:t>
       </w:r>
     </w:p>
     <w:p>
@@ -716,25 +700,7 @@
                 <w:sz w:val="24"/>
                 <w:szCs w:val="24"/>
               </w:rPr>
-              <w:t xml:space="preserve">This controller handles the script updates from the </w:t>
-            </w:r>
-            <w:proofErr w:type="gramStart"/>
-            <w:r>
-              <w:rPr>
-                <w:rFonts w:ascii="Arial" w:hAnsi="Arial" w:cs="Arial"/>
-                <w:sz w:val="24"/>
-                <w:szCs w:val="24"/>
-              </w:rPr>
-              <w:t>frontend</w:t>
-            </w:r>
-            <w:proofErr w:type="gramEnd"/>
-            <w:r>
-              <w:rPr>
-                <w:rFonts w:ascii="Arial" w:hAnsi="Arial" w:cs="Arial"/>
-                <w:sz w:val="24"/>
-                <w:szCs w:val="24"/>
-              </w:rPr>
-              <w:t>, forwarding processing logic to the Service Layer and returning the schedule when processed.</w:t>
+              <w:t>This controller handles the script updates from the frontend, forwarding processing logic to the Service Layer and returning the schedule when processed.</w:t>
             </w:r>
           </w:p>
         </w:tc>
@@ -1043,7 +1009,15 @@
                 <w:sz w:val="24"/>
                 <w:szCs w:val="24"/>
               </w:rPr>
-              <w:t>130</w:t>
+              <w:t>1</w:t>
+            </w:r>
+            <w:r>
+              <w:rPr>
+                <w:rFonts w:ascii="Arial" w:hAnsi="Arial" w:cs="Arial"/>
+                <w:sz w:val="24"/>
+                <w:szCs w:val="24"/>
+              </w:rPr>
+              <w:t>42</w:t>
             </w:r>
           </w:p>
         </w:tc>
@@ -1298,25 +1272,7 @@
                 <w:sz w:val="24"/>
                 <w:szCs w:val="24"/>
               </w:rPr>
-              <w:t xml:space="preserve">This class extends </w:t>
-            </w:r>
-            <w:proofErr w:type="spellStart"/>
-            <w:r>
-              <w:rPr>
-                <w:rFonts w:ascii="Arial" w:hAnsi="Arial" w:cs="Arial"/>
-                <w:sz w:val="24"/>
-                <w:szCs w:val="24"/>
-              </w:rPr>
-              <w:t>ExtractableItem</w:t>
-            </w:r>
-            <w:proofErr w:type="spellEnd"/>
-            <w:r>
-              <w:rPr>
-                <w:rFonts w:ascii="Arial" w:hAnsi="Arial" w:cs="Arial"/>
-                <w:sz w:val="24"/>
-                <w:szCs w:val="24"/>
-              </w:rPr>
-              <w:t xml:space="preserve"> and stores </w:t>
+              <w:t xml:space="preserve">This class extends ExtractableItem and stores </w:t>
             </w:r>
             <w:r>
               <w:rPr>
@@ -1693,39 +1649,7 @@
                 <w:sz w:val="24"/>
                 <w:szCs w:val="24"/>
               </w:rPr>
-              <w:t xml:space="preserve">This class is a data transfer object which represents </w:t>
-            </w:r>
-            <w:r>
-              <w:rPr>
-                <w:rFonts w:ascii="Arial" w:hAnsi="Arial" w:cs="Arial"/>
-                <w:sz w:val="24"/>
-                <w:szCs w:val="24"/>
-              </w:rPr>
-              <w:t xml:space="preserve">the whole </w:t>
-            </w:r>
-            <w:r>
-              <w:rPr>
-                <w:rFonts w:ascii="Arial" w:hAnsi="Arial" w:cs="Arial"/>
-                <w:sz w:val="24"/>
-                <w:szCs w:val="24"/>
-              </w:rPr>
-              <w:t>processed</w:t>
-            </w:r>
-            <w:r>
-              <w:rPr>
-                <w:rFonts w:ascii="Arial" w:hAnsi="Arial" w:cs="Arial"/>
-                <w:sz w:val="24"/>
-                <w:szCs w:val="24"/>
-              </w:rPr>
-              <w:t xml:space="preserve"> schedule,</w:t>
-            </w:r>
-            <w:r>
-              <w:rPr>
-                <w:rFonts w:ascii="Arial" w:hAnsi="Arial" w:cs="Arial"/>
-                <w:sz w:val="24"/>
-                <w:szCs w:val="24"/>
-              </w:rPr>
-              <w:t xml:space="preserve"> communicated between the backend and frontend.</w:t>
+              <w:t>This class is a data transfer object which represents the whole processed schedule, communicated between the backend and frontend.</w:t>
             </w:r>
           </w:p>
         </w:tc>
@@ -1908,7 +1832,15 @@
                 <w:sz w:val="24"/>
                 <w:szCs w:val="24"/>
               </w:rPr>
-              <w:t>378</w:t>
+              <w:t>37</w:t>
+            </w:r>
+            <w:r>
+              <w:rPr>
+                <w:rFonts w:ascii="Arial" w:hAnsi="Arial" w:cs="Arial"/>
+                <w:sz w:val="24"/>
+                <w:szCs w:val="24"/>
+              </w:rPr>
+              <w:t>9</w:t>
             </w:r>
           </w:p>
         </w:tc>
@@ -2472,7 +2404,15 @@
                 <w:sz w:val="24"/>
                 <w:szCs w:val="24"/>
               </w:rPr>
-              <w:t>158</w:t>
+              <w:t>1</w:t>
+            </w:r>
+            <w:r>
+              <w:rPr>
+                <w:rFonts w:ascii="Arial" w:hAnsi="Arial" w:cs="Arial"/>
+                <w:sz w:val="24"/>
+                <w:szCs w:val="24"/>
+              </w:rPr>
+              <w:t>73</w:t>
             </w:r>
           </w:p>
         </w:tc>
@@ -2920,25 +2860,7 @@
                 <w:sz w:val="24"/>
                 <w:szCs w:val="24"/>
               </w:rPr>
-              <w:t xml:space="preserve">This class implements the </w:t>
-            </w:r>
-            <w:proofErr w:type="spellStart"/>
-            <w:r>
-              <w:rPr>
-                <w:rFonts w:ascii="Arial" w:hAnsi="Arial" w:cs="Arial"/>
-                <w:sz w:val="24"/>
-                <w:szCs w:val="24"/>
-              </w:rPr>
-              <w:t>Levenshtein</w:t>
-            </w:r>
-            <w:proofErr w:type="spellEnd"/>
-            <w:r>
-              <w:rPr>
-                <w:rFonts w:ascii="Arial" w:hAnsi="Arial" w:cs="Arial"/>
-                <w:sz w:val="24"/>
-                <w:szCs w:val="24"/>
-              </w:rPr>
-              <w:t xml:space="preserve"> (edit) distance algorithm, computing the distance between two names.</w:t>
+              <w:t>This class implements the Levenshtein (edit) distance algorithm, computing the distance between two names.</w:t>
             </w:r>
           </w:p>
         </w:tc>
@@ -3043,43 +2965,7 @@
                 <w:sz w:val="24"/>
                 <w:szCs w:val="24"/>
               </w:rPr>
-              <w:t xml:space="preserve">This class tokenizes text using the </w:t>
-            </w:r>
-            <w:proofErr w:type="spellStart"/>
-            <w:r>
-              <w:rPr>
-                <w:rFonts w:ascii="Arial" w:hAnsi="Arial" w:cs="Arial"/>
-                <w:sz w:val="24"/>
-                <w:szCs w:val="24"/>
-              </w:rPr>
-              <w:t>SimpleTokenizer</w:t>
-            </w:r>
-            <w:proofErr w:type="spellEnd"/>
-            <w:r>
-              <w:rPr>
-                <w:rFonts w:ascii="Arial" w:hAnsi="Arial" w:cs="Arial"/>
-                <w:sz w:val="24"/>
-                <w:szCs w:val="24"/>
-              </w:rPr>
-              <w:t xml:space="preserve"> of Apache </w:t>
-            </w:r>
-            <w:proofErr w:type="spellStart"/>
-            <w:r>
-              <w:rPr>
-                <w:rFonts w:ascii="Arial" w:hAnsi="Arial" w:cs="Arial"/>
-                <w:sz w:val="24"/>
-                <w:szCs w:val="24"/>
-              </w:rPr>
-              <w:t>OpenNLP</w:t>
-            </w:r>
-            <w:proofErr w:type="spellEnd"/>
-            <w:r>
-              <w:rPr>
-                <w:rFonts w:ascii="Arial" w:hAnsi="Arial" w:cs="Arial"/>
-                <w:sz w:val="24"/>
-                <w:szCs w:val="24"/>
-              </w:rPr>
-              <w:t>.</w:t>
+              <w:t>This class tokenizes text using the SimpleTokenizer of Apache OpenNLP.</w:t>
             </w:r>
           </w:p>
         </w:tc>
@@ -3286,25 +3172,7 @@
                 <w:sz w:val="24"/>
                 <w:szCs w:val="24"/>
               </w:rPr>
-              <w:t xml:space="preserve">This class loads a JSON file into a list of </w:t>
-            </w:r>
-            <w:proofErr w:type="spellStart"/>
-            <w:r>
-              <w:rPr>
-                <w:rFonts w:ascii="Arial" w:hAnsi="Arial" w:cs="Arial"/>
-                <w:sz w:val="24"/>
-                <w:szCs w:val="24"/>
-              </w:rPr>
-              <w:t>SceneTestData</w:t>
-            </w:r>
-            <w:proofErr w:type="spellEnd"/>
-            <w:r>
-              <w:rPr>
-                <w:rFonts w:ascii="Arial" w:hAnsi="Arial" w:cs="Arial"/>
-                <w:sz w:val="24"/>
-                <w:szCs w:val="24"/>
-              </w:rPr>
-              <w:t xml:space="preserve"> objects.</w:t>
+              <w:t>This class loads a JSON file into a list of SceneTestData objects.</w:t>
             </w:r>
           </w:p>
         </w:tc>
@@ -3969,7 +3837,17 @@
           <w:sz w:val="24"/>
           <w:szCs w:val="24"/>
         </w:rPr>
-        <w:t>2476</w:t>
+        <w:t>2</w:t>
+      </w:r>
+      <w:r>
+        <w:rPr>
+          <w:rFonts w:ascii="Arial" w:hAnsi="Arial" w:cs="Arial"/>
+          <w:b/>
+          <w:bCs/>
+          <w:sz w:val="24"/>
+          <w:szCs w:val="24"/>
+        </w:rPr>
+        <w:t>504</w:t>
       </w:r>
     </w:p>
     <w:sectPr>

--- a/docs/Doneva-authorship report.docx
+++ b/docs/Doneva-authorship report.docx
@@ -1840,7 +1840,7 @@
                 <w:sz w:val="24"/>
                 <w:szCs w:val="24"/>
               </w:rPr>
-              <w:t>9</w:t>
+              <w:t>8</w:t>
             </w:r>
           </w:p>
         </w:tc>
@@ -3586,7 +3586,39 @@
                 <w:sz w:val="24"/>
                 <w:szCs w:val="24"/>
               </w:rPr>
-              <w:t>This file performs acceptance testing of processing a script under 20s.</w:t>
+              <w:t>This file performs acceptance testing of processing a script under 20</w:t>
+            </w:r>
+            <w:r>
+              <w:rPr>
+                <w:rFonts w:ascii="Arial" w:hAnsi="Arial" w:cs="Arial"/>
+                <w:sz w:val="24"/>
+                <w:szCs w:val="24"/>
+              </w:rPr>
+              <w:t xml:space="preserve"> </w:t>
+            </w:r>
+            <w:r>
+              <w:rPr>
+                <w:rFonts w:ascii="Arial" w:hAnsi="Arial" w:cs="Arial"/>
+                <w:sz w:val="24"/>
+                <w:szCs w:val="24"/>
+              </w:rPr>
+              <w:t>s</w:t>
+            </w:r>
+            <w:r>
+              <w:rPr>
+                <w:rFonts w:ascii="Arial" w:hAnsi="Arial" w:cs="Arial"/>
+                <w:sz w:val="24"/>
+                <w:szCs w:val="24"/>
+              </w:rPr>
+              <w:t>econds</w:t>
+            </w:r>
+            <w:r>
+              <w:rPr>
+                <w:rFonts w:ascii="Arial" w:hAnsi="Arial" w:cs="Arial"/>
+                <w:sz w:val="24"/>
+                <w:szCs w:val="24"/>
+              </w:rPr>
+              <w:t>.</w:t>
             </w:r>
           </w:p>
         </w:tc>
@@ -3847,7 +3879,17 @@
           <w:sz w:val="24"/>
           <w:szCs w:val="24"/>
         </w:rPr>
-        <w:t>504</w:t>
+        <w:t>50</w:t>
+      </w:r>
+      <w:r>
+        <w:rPr>
+          <w:rFonts w:ascii="Arial" w:hAnsi="Arial" w:cs="Arial"/>
+          <w:b/>
+          <w:bCs/>
+          <w:sz w:val="24"/>
+          <w:szCs w:val="24"/>
+        </w:rPr>
+        <w:t>3</w:t>
       </w:r>
     </w:p>
     <w:sectPr>
